--- a/docs/lista_louvores/Textos_Louvores/O EXILADO (36 HC).docx
+++ b/docs/lista_louvores/Textos_Louvores/O EXILADO (36 HC).docx
@@ -4,497 +4,444 @@
   <w:body>
     <w:p>
       <w:pPr>
-        <w:pStyle w:val="PargrafodaLista"/>
-        <w:numPr>
-          <w:ilvl w:val="0"/>
-          <w:numId w:val="2"/>
-        </w:numPr>
-        <w:spacing w:before="120" w:after="240" w:line="240" w:lineRule="auto"/>
-        <w:rPr>
-          <w:b/>
-          <w:bCs/>
-          <w:color w:val="000000"/>
-          <w:sz w:val="28"/>
-          <w:szCs w:val="28"/>
-        </w:rPr>
-      </w:pPr>
-      <w:r>
-        <w:rPr>
-          <w:bCs/>
-          <w:color w:val="000000"/>
-          <w:sz w:val="28"/>
-          <w:szCs w:val="28"/>
-        </w:rPr>
-        <w:t xml:space="preserve">O exilado </w:t>
-      </w:r>
-      <w:r>
-        <w:rPr>
-          <w:bCs/>
-          <w:color w:val="000000"/>
-          <w:sz w:val="28"/>
-          <w:szCs w:val="28"/>
-        </w:rPr>
-        <w:t>(HC 36)</w:t>
+        <w:pStyle w:val="Ttulo1"/>
+      </w:pPr>
+      <w:r>
+        <w:t>O EXILADO (36 HC)</w:t>
       </w:r>
     </w:p>
     <w:p>
       <w:pPr>
-        <w:pStyle w:val="PargrafodaLista"/>
-        <w:spacing w:before="120" w:after="240"/>
-        <w:ind w:left="428"/>
-        <w:rPr>
-          <w:b/>
-          <w:bCs/>
-          <w:color w:val="000000"/>
-          <w:sz w:val="28"/>
-          <w:szCs w:val="28"/>
-        </w:rPr>
-      </w:pPr>
+        <w:rPr>
+          <w:rFonts w:ascii="Times New Roman" w:hAnsi="Times New Roman"/>
+        </w:rPr>
+      </w:pPr>
+      <w:r>
+        <w:rPr>
+          <w:rFonts w:ascii="Times New Roman" w:hAnsi="Times New Roman"/>
+        </w:rPr>
+        <w:t>Da linda pátria estou bem longe,</w:t>
+      </w:r>
+      <w:r>
+        <w:rPr>
+          <w:rFonts w:ascii="Times New Roman" w:hAnsi="Times New Roman"/>
+        </w:rPr>
+        <w:br/>
+      </w:r>
+      <w:r>
+        <w:rPr>
+          <w:rFonts w:ascii="Times New Roman" w:hAnsi="Times New Roman"/>
+        </w:rPr>
+        <w:t>Cansado estou;</w:t>
+      </w:r>
+      <w:r>
+        <w:rPr>
+          <w:rFonts w:ascii="Times New Roman" w:hAnsi="Times New Roman"/>
+        </w:rPr>
+        <w:br/>
+      </w:r>
+      <w:r>
+        <w:rPr>
+          <w:rFonts w:ascii="Times New Roman" w:hAnsi="Times New Roman"/>
+        </w:rPr>
+        <w:t>Eu tenho de Jesus saudade;</w:t>
+      </w:r>
+      <w:r>
+        <w:rPr>
+          <w:rFonts w:ascii="Times New Roman" w:hAnsi="Times New Roman"/>
+        </w:rPr>
+        <w:br/>
+      </w:r>
+      <w:r>
+        <w:rPr>
+          <w:rFonts w:ascii="Times New Roman" w:hAnsi="Times New Roman"/>
+        </w:rPr>
+        <w:t>Oh, quando é que eu vou?</w:t>
+      </w:r>
     </w:p>
     <w:p>
       <w:pPr>
-        <w:pStyle w:val="PargrafodaLista"/>
-        <w:numPr>
-          <w:ilvl w:val="0"/>
-          <w:numId w:val="1"/>
-        </w:numPr>
-        <w:autoSpaceDE w:val="0"/>
-        <w:autoSpaceDN w:val="0"/>
-        <w:adjustRightInd w:val="0"/>
-        <w:spacing w:line="240" w:lineRule="auto"/>
-        <w:ind w:left="918" w:hanging="357"/>
-        <w:contextualSpacing w:val="0"/>
-        <w:rPr>
-          <w:rFonts w:eastAsia="Arial"/>
-          <w:color w:val="000000" w:themeColor="text1"/>
-        </w:rPr>
-      </w:pPr>
-      <w:r>
-        <w:rPr>
-          <w:rFonts w:eastAsia="Arial"/>
-          <w:color w:val="000000" w:themeColor="text1"/>
-        </w:rPr>
-        <w:t>Da linda pátria estou bem longe,</w:t>
-      </w:r>
-      <w:r>
-        <w:rPr>
-          <w:rFonts w:eastAsia="Arial"/>
-          <w:color w:val="000000" w:themeColor="text1"/>
-        </w:rPr>
-        <w:br/>
-        <w:t>Cansado estou;</w:t>
-      </w:r>
-      <w:r>
-        <w:rPr>
-          <w:rFonts w:eastAsia="Arial"/>
-          <w:color w:val="000000" w:themeColor="text1"/>
-        </w:rPr>
-        <w:br/>
-        <w:t>Eu tenho de Jesus saudade;</w:t>
-      </w:r>
-      <w:r>
-        <w:rPr>
-          <w:rFonts w:eastAsia="Arial"/>
-          <w:color w:val="000000" w:themeColor="text1"/>
-        </w:rPr>
-        <w:br/>
-        <w:t>Oh, quando é que eu vou?</w:t>
-      </w:r>
-    </w:p>
-    <w:p>
-      <w:pPr>
-        <w:pStyle w:val="PargrafodaLista"/>
-        <w:numPr>
-          <w:ilvl w:val="0"/>
-          <w:numId w:val="1"/>
-        </w:numPr>
-        <w:autoSpaceDE w:val="0"/>
-        <w:autoSpaceDN w:val="0"/>
-        <w:adjustRightInd w:val="0"/>
-        <w:spacing w:line="240" w:lineRule="auto"/>
-        <w:ind w:left="918" w:hanging="357"/>
-        <w:contextualSpacing w:val="0"/>
-        <w:rPr>
-          <w:rFonts w:eastAsia="Arial"/>
+        <w:rPr>
+          <w:rFonts w:ascii="Times New Roman" w:hAnsi="Times New Roman"/>
           <w:b/>
           <w:bCs/>
           <w:i/>
           <w:iCs/>
-          <w:color w:val="000000" w:themeColor="text1"/>
-        </w:rPr>
-      </w:pPr>
-      <w:r>
-        <w:rPr>
-          <w:rFonts w:eastAsia="Arial"/>
+        </w:rPr>
+      </w:pPr>
+      <w:r>
+        <w:rPr>
+          <w:rFonts w:ascii="Times New Roman" w:hAnsi="Times New Roman"/>
           <w:b/>
           <w:bCs/>
           <w:i/>
           <w:iCs/>
-          <w:color w:val="000000" w:themeColor="text1"/>
         </w:rPr>
         <w:t>Passarinhos, belas flores</w:t>
       </w:r>
       <w:r>
         <w:rPr>
-          <w:rFonts w:eastAsia="Arial"/>
+          <w:rFonts w:ascii="Times New Roman" w:hAnsi="Times New Roman"/>
           <w:b/>
           <w:bCs/>
           <w:i/>
           <w:iCs/>
-          <w:color w:val="000000" w:themeColor="text1"/>
         </w:rPr>
         <w:br/>
-        <w:t>Querem me encantar.</w:t>
-      </w:r>
-      <w:r>
-        <w:rPr>
-          <w:rFonts w:eastAsia="Arial"/>
+      </w:r>
+      <w:r>
+        <w:rPr>
+          <w:rFonts w:ascii="Times New Roman" w:hAnsi="Times New Roman"/>
           <w:b/>
           <w:bCs/>
           <w:i/>
           <w:iCs/>
-          <w:color w:val="000000" w:themeColor="text1"/>
-        </w:rPr>
-        <w:br/>
-        <w:t>São vãos terrestres esplendores,</w:t>
-      </w:r>
-      <w:r>
-        <w:rPr>
-          <w:rFonts w:eastAsia="Arial"/>
+        </w:rPr>
+        <w:t>Querem me encantar.</w:t>
+      </w:r>
+      <w:r>
+        <w:rPr>
+          <w:rFonts w:ascii="Times New Roman" w:hAnsi="Times New Roman"/>
           <w:b/>
           <w:bCs/>
           <w:i/>
           <w:iCs/>
-          <w:color w:val="000000" w:themeColor="text1"/>
         </w:rPr>
         <w:br/>
+      </w:r>
+      <w:r>
+        <w:rPr>
+          <w:rFonts w:ascii="Times New Roman" w:hAnsi="Times New Roman"/>
+          <w:b/>
+          <w:bCs/>
+          <w:i/>
+          <w:iCs/>
+        </w:rPr>
+        <w:t>São vãos terrestres esplendores,</w:t>
+      </w:r>
+      <w:r>
+        <w:rPr>
+          <w:rFonts w:ascii="Times New Roman" w:hAnsi="Times New Roman"/>
+          <w:b/>
+          <w:bCs/>
+          <w:i/>
+          <w:iCs/>
+        </w:rPr>
+        <w:br/>
+      </w:r>
+      <w:r>
+        <w:rPr>
+          <w:rFonts w:ascii="Times New Roman" w:hAnsi="Times New Roman"/>
+          <w:b/>
+          <w:bCs/>
+          <w:i/>
+          <w:iCs/>
+        </w:rPr>
         <w:t>Mas contemplo o meu lar!</w:t>
       </w:r>
     </w:p>
     <w:p>
       <w:pPr>
-        <w:pStyle w:val="PargrafodaLista"/>
-        <w:numPr>
-          <w:ilvl w:val="0"/>
-          <w:numId w:val="1"/>
-        </w:numPr>
-        <w:autoSpaceDE w:val="0"/>
-        <w:autoSpaceDN w:val="0"/>
-        <w:adjustRightInd w:val="0"/>
-        <w:spacing w:line="240" w:lineRule="auto"/>
-        <w:ind w:left="918" w:hanging="357"/>
-        <w:contextualSpacing w:val="0"/>
-        <w:rPr>
-          <w:rFonts w:eastAsia="Arial"/>
-          <w:color w:val="000000" w:themeColor="text1"/>
-        </w:rPr>
-      </w:pPr>
-      <w:r>
-        <w:rPr>
-          <w:rFonts w:eastAsia="Arial"/>
-          <w:color w:val="000000" w:themeColor="text1"/>
+        <w:rPr>
+          <w:rFonts w:ascii="Times New Roman" w:hAnsi="Times New Roman"/>
+        </w:rPr>
+      </w:pPr>
+      <w:r>
+        <w:rPr>
+          <w:rFonts w:ascii="Times New Roman" w:hAnsi="Times New Roman"/>
         </w:rPr>
         <w:t>Jesus me deu a Sua promessa,</w:t>
       </w:r>
       <w:r>
         <w:rPr>
-          <w:rFonts w:eastAsia="Arial"/>
-          <w:color w:val="000000" w:themeColor="text1"/>
+          <w:rFonts w:ascii="Times New Roman" w:hAnsi="Times New Roman"/>
         </w:rPr>
         <w:br/>
+      </w:r>
+      <w:r>
+        <w:rPr>
+          <w:rFonts w:ascii="Times New Roman" w:hAnsi="Times New Roman"/>
+        </w:rPr>
         <w:t>Me vem buscar;</w:t>
       </w:r>
       <w:r>
         <w:rPr>
-          <w:rFonts w:eastAsia="Arial"/>
-          <w:color w:val="000000" w:themeColor="text1"/>
+          <w:rFonts w:ascii="Times New Roman" w:hAnsi="Times New Roman"/>
         </w:rPr>
         <w:br/>
+      </w:r>
+      <w:r>
+        <w:rPr>
+          <w:rFonts w:ascii="Times New Roman" w:hAnsi="Times New Roman"/>
+        </w:rPr>
         <w:t>Meu coração está com pressa,</w:t>
       </w:r>
       <w:r>
         <w:rPr>
-          <w:rFonts w:eastAsia="Arial"/>
-          <w:color w:val="000000" w:themeColor="text1"/>
+          <w:rFonts w:ascii="Times New Roman" w:hAnsi="Times New Roman"/>
         </w:rPr>
         <w:br/>
+      </w:r>
+      <w:r>
+        <w:rPr>
+          <w:rFonts w:ascii="Times New Roman" w:hAnsi="Times New Roman"/>
+        </w:rPr>
         <w:t>Eu quero já voar.</w:t>
       </w:r>
     </w:p>
     <w:p>
       <w:pPr>
-        <w:pStyle w:val="PargrafodaLista"/>
-        <w:numPr>
-          <w:ilvl w:val="0"/>
-          <w:numId w:val="1"/>
-        </w:numPr>
-        <w:autoSpaceDE w:val="0"/>
-        <w:autoSpaceDN w:val="0"/>
-        <w:adjustRightInd w:val="0"/>
-        <w:spacing w:line="240" w:lineRule="auto"/>
-        <w:ind w:left="918" w:hanging="357"/>
-        <w:contextualSpacing w:val="0"/>
-        <w:rPr>
-          <w:rFonts w:eastAsia="Arial"/>
-          <w:color w:val="000000" w:themeColor="text1"/>
-        </w:rPr>
-      </w:pPr>
-      <w:r>
-        <w:rPr>
-          <w:rFonts w:eastAsia="Arial"/>
-          <w:color w:val="000000" w:themeColor="text1"/>
+        <w:rPr>
+          <w:rFonts w:ascii="Times New Roman" w:hAnsi="Times New Roman"/>
+        </w:rPr>
+      </w:pPr>
+      <w:r>
+        <w:rPr>
+          <w:rFonts w:ascii="Times New Roman" w:hAnsi="Times New Roman"/>
         </w:rPr>
         <w:t>Meus pecados foram muitos,</w:t>
       </w:r>
       <w:r>
         <w:rPr>
-          <w:rFonts w:eastAsia="Arial"/>
-          <w:color w:val="000000" w:themeColor="text1"/>
+          <w:rFonts w:ascii="Times New Roman" w:hAnsi="Times New Roman"/>
         </w:rPr>
         <w:br/>
+      </w:r>
+      <w:r>
+        <w:rPr>
+          <w:rFonts w:ascii="Times New Roman" w:hAnsi="Times New Roman"/>
+        </w:rPr>
         <w:t>Mui culpado sou,</w:t>
       </w:r>
       <w:r>
         <w:rPr>
-          <w:rFonts w:eastAsia="Arial"/>
-          <w:color w:val="000000" w:themeColor="text1"/>
+          <w:rFonts w:ascii="Times New Roman" w:hAnsi="Times New Roman"/>
         </w:rPr>
         <w:br/>
+      </w:r>
+      <w:r>
+        <w:rPr>
+          <w:rFonts w:ascii="Times New Roman" w:hAnsi="Times New Roman"/>
+        </w:rPr>
         <w:t xml:space="preserve">Porém, </w:t>
       </w:r>
       <w:proofErr w:type="gramStart"/>
       <w:r>
         <w:rPr>
-          <w:rFonts w:eastAsia="Arial"/>
-          <w:color w:val="000000" w:themeColor="text1"/>
+          <w:rFonts w:ascii="Times New Roman" w:hAnsi="Times New Roman"/>
         </w:rPr>
         <w:t>Seu</w:t>
       </w:r>
       <w:proofErr w:type="gramEnd"/>
       <w:r>
         <w:rPr>
-          <w:rFonts w:eastAsia="Arial"/>
-          <w:color w:val="000000" w:themeColor="text1"/>
+          <w:rFonts w:ascii="Times New Roman" w:hAnsi="Times New Roman"/>
         </w:rPr>
         <w:t xml:space="preserve"> sangue põe-me limpo,</w:t>
       </w:r>
       <w:r>
         <w:rPr>
-          <w:rFonts w:eastAsia="Arial"/>
-          <w:color w:val="000000" w:themeColor="text1"/>
+          <w:rFonts w:ascii="Times New Roman" w:hAnsi="Times New Roman"/>
         </w:rPr>
         <w:br/>
+      </w:r>
+      <w:r>
+        <w:rPr>
+          <w:rFonts w:ascii="Times New Roman" w:hAnsi="Times New Roman"/>
+        </w:rPr>
         <w:t>Eu para pátria vou.</w:t>
       </w:r>
     </w:p>
     <w:p>
       <w:pPr>
-        <w:pStyle w:val="PargrafodaLista"/>
-        <w:numPr>
-          <w:ilvl w:val="0"/>
-          <w:numId w:val="1"/>
-        </w:numPr>
-        <w:autoSpaceDE w:val="0"/>
-        <w:autoSpaceDN w:val="0"/>
-        <w:adjustRightInd w:val="0"/>
-        <w:spacing w:line="240" w:lineRule="auto"/>
-        <w:ind w:left="918" w:hanging="357"/>
-        <w:contextualSpacing w:val="0"/>
-        <w:rPr>
-          <w:rFonts w:eastAsia="Arial"/>
-          <w:color w:val="000000" w:themeColor="text1"/>
-        </w:rPr>
-      </w:pPr>
-      <w:r>
-        <w:rPr>
-          <w:rFonts w:eastAsia="Arial"/>
-          <w:color w:val="000000" w:themeColor="text1"/>
+        <w:rPr>
+          <w:rFonts w:ascii="Times New Roman" w:hAnsi="Times New Roman"/>
+        </w:rPr>
+      </w:pPr>
+      <w:r>
+        <w:rPr>
+          <w:rFonts w:ascii="Times New Roman" w:hAnsi="Times New Roman"/>
         </w:rPr>
         <w:t>Qual filho, de seu lar saudoso,</w:t>
       </w:r>
       <w:r>
         <w:rPr>
-          <w:rFonts w:eastAsia="Arial"/>
-          <w:color w:val="000000" w:themeColor="text1"/>
+          <w:rFonts w:ascii="Times New Roman" w:hAnsi="Times New Roman"/>
         </w:rPr>
         <w:br/>
+      </w:r>
+      <w:r>
+        <w:rPr>
+          <w:rFonts w:ascii="Times New Roman" w:hAnsi="Times New Roman"/>
+        </w:rPr>
         <w:t>Eu quero ir;</w:t>
       </w:r>
       <w:r>
         <w:rPr>
-          <w:rFonts w:eastAsia="Arial"/>
-          <w:color w:val="000000" w:themeColor="text1"/>
+          <w:rFonts w:ascii="Times New Roman" w:hAnsi="Times New Roman"/>
         </w:rPr>
         <w:br/>
+      </w:r>
+      <w:r>
+        <w:rPr>
+          <w:rFonts w:ascii="Times New Roman" w:hAnsi="Times New Roman"/>
+        </w:rPr>
         <w:t>Qual passarinho para o ninho,</w:t>
       </w:r>
       <w:r>
         <w:rPr>
-          <w:rFonts w:eastAsia="Arial"/>
-          <w:color w:val="000000" w:themeColor="text1"/>
+          <w:rFonts w:ascii="Times New Roman" w:hAnsi="Times New Roman"/>
         </w:rPr>
         <w:br/>
       </w:r>
       <w:proofErr w:type="gramStart"/>
       <w:r>
         <w:rPr>
-          <w:rFonts w:eastAsia="Arial"/>
-          <w:color w:val="000000" w:themeColor="text1"/>
+          <w:rFonts w:ascii="Times New Roman" w:hAnsi="Times New Roman"/>
         </w:rPr>
         <w:t>Pra</w:t>
       </w:r>
       <w:proofErr w:type="gramEnd"/>
       <w:r>
         <w:rPr>
-          <w:rFonts w:eastAsia="Arial"/>
-          <w:color w:val="000000" w:themeColor="text1"/>
+          <w:rFonts w:ascii="Times New Roman" w:hAnsi="Times New Roman"/>
         </w:rPr>
         <w:t xml:space="preserve"> os braços Seus fugir.</w:t>
       </w:r>
     </w:p>
     <w:p>
       <w:pPr>
-        <w:pStyle w:val="PargrafodaLista"/>
-        <w:numPr>
-          <w:ilvl w:val="0"/>
-          <w:numId w:val="1"/>
-        </w:numPr>
-        <w:autoSpaceDE w:val="0"/>
-        <w:autoSpaceDN w:val="0"/>
-        <w:adjustRightInd w:val="0"/>
-        <w:spacing w:line="240" w:lineRule="auto"/>
-        <w:ind w:left="918" w:hanging="357"/>
-        <w:contextualSpacing w:val="0"/>
-        <w:rPr>
-          <w:rFonts w:eastAsia="Arial"/>
-          <w:color w:val="000000" w:themeColor="text1"/>
-        </w:rPr>
-      </w:pPr>
-      <w:r>
-        <w:rPr>
-          <w:rFonts w:eastAsia="Arial"/>
-          <w:color w:val="000000" w:themeColor="text1"/>
+        <w:rPr>
+          <w:rFonts w:ascii="Times New Roman" w:hAnsi="Times New Roman"/>
+        </w:rPr>
+      </w:pPr>
+      <w:r>
+        <w:rPr>
+          <w:rFonts w:ascii="Times New Roman" w:hAnsi="Times New Roman"/>
         </w:rPr>
         <w:t xml:space="preserve">É fiel, </w:t>
       </w:r>
       <w:proofErr w:type="gramStart"/>
       <w:r>
         <w:rPr>
-          <w:rFonts w:eastAsia="Arial"/>
-          <w:color w:val="000000" w:themeColor="text1"/>
+          <w:rFonts w:ascii="Times New Roman" w:hAnsi="Times New Roman"/>
         </w:rPr>
         <w:t>Sua</w:t>
       </w:r>
       <w:proofErr w:type="gramEnd"/>
       <w:r>
         <w:rPr>
-          <w:rFonts w:eastAsia="Arial"/>
-          <w:color w:val="000000" w:themeColor="text1"/>
+          <w:rFonts w:ascii="Times New Roman" w:hAnsi="Times New Roman"/>
         </w:rPr>
         <w:t xml:space="preserve"> vinda é certa,</w:t>
       </w:r>
       <w:r>
         <w:rPr>
-          <w:rFonts w:eastAsia="Arial"/>
-          <w:color w:val="000000" w:themeColor="text1"/>
+          <w:rFonts w:ascii="Times New Roman" w:hAnsi="Times New Roman"/>
         </w:rPr>
         <w:br/>
+      </w:r>
+      <w:r>
+        <w:rPr>
+          <w:rFonts w:ascii="Times New Roman" w:hAnsi="Times New Roman"/>
+        </w:rPr>
         <w:t>Quando? Eu não sei;</w:t>
       </w:r>
       <w:r>
         <w:rPr>
-          <w:rFonts w:eastAsia="Arial"/>
-          <w:color w:val="000000" w:themeColor="text1"/>
+          <w:rFonts w:ascii="Times New Roman" w:hAnsi="Times New Roman"/>
         </w:rPr>
         <w:br/>
+      </w:r>
+      <w:r>
+        <w:rPr>
+          <w:rFonts w:ascii="Times New Roman" w:hAnsi="Times New Roman"/>
+        </w:rPr>
         <w:t>Mas Ele manda estar alerta,</w:t>
       </w:r>
       <w:r>
         <w:rPr>
-          <w:rFonts w:eastAsia="Arial"/>
-          <w:color w:val="000000" w:themeColor="text1"/>
+          <w:rFonts w:ascii="Times New Roman" w:hAnsi="Times New Roman"/>
         </w:rPr>
         <w:br/>
+      </w:r>
+      <w:r>
+        <w:rPr>
+          <w:rFonts w:ascii="Times New Roman" w:hAnsi="Times New Roman"/>
+        </w:rPr>
         <w:t>Do exílio voltarei.</w:t>
       </w:r>
     </w:p>
     <w:p>
       <w:pPr>
-        <w:pStyle w:val="PargrafodaLista"/>
-        <w:numPr>
-          <w:ilvl w:val="0"/>
-          <w:numId w:val="1"/>
-        </w:numPr>
-        <w:autoSpaceDE w:val="0"/>
-        <w:autoSpaceDN w:val="0"/>
-        <w:adjustRightInd w:val="0"/>
-        <w:spacing w:line="240" w:lineRule="auto"/>
-        <w:ind w:left="918" w:hanging="357"/>
-        <w:contextualSpacing w:val="0"/>
-        <w:rPr>
-          <w:rFonts w:eastAsia="Arial"/>
-          <w:color w:val="000000" w:themeColor="text1"/>
-        </w:rPr>
-      </w:pPr>
-      <w:r>
-        <w:rPr>
-          <w:rFonts w:eastAsia="Arial"/>
-          <w:color w:val="000000" w:themeColor="text1"/>
+        <w:rPr>
+          <w:rFonts w:ascii="Times New Roman" w:hAnsi="Times New Roman"/>
+        </w:rPr>
+      </w:pPr>
+      <w:r>
+        <w:rPr>
+          <w:rFonts w:ascii="Times New Roman" w:hAnsi="Times New Roman"/>
         </w:rPr>
         <w:t>Sua vinda aguardo eu cantando</w:t>
       </w:r>
       <w:r>
         <w:rPr>
-          <w:rFonts w:eastAsia="Arial"/>
-          <w:color w:val="000000" w:themeColor="text1"/>
+          <w:rFonts w:ascii="Times New Roman" w:hAnsi="Times New Roman"/>
         </w:rPr>
         <w:br/>
+      </w:r>
+      <w:r>
+        <w:rPr>
+          <w:rFonts w:ascii="Times New Roman" w:hAnsi="Times New Roman"/>
+        </w:rPr>
         <w:t>Meu lar no céu;</w:t>
       </w:r>
       <w:r>
         <w:rPr>
-          <w:rFonts w:eastAsia="Arial"/>
-          <w:color w:val="000000" w:themeColor="text1"/>
+          <w:rFonts w:ascii="Times New Roman" w:hAnsi="Times New Roman"/>
         </w:rPr>
         <w:br/>
+      </w:r>
+      <w:r>
+        <w:rPr>
+          <w:rFonts w:ascii="Times New Roman" w:hAnsi="Times New Roman"/>
+        </w:rPr>
         <w:t>Seus passos hei de ouvir soando</w:t>
       </w:r>
       <w:r>
         <w:rPr>
-          <w:rFonts w:eastAsia="Arial"/>
-          <w:color w:val="000000" w:themeColor="text1"/>
+          <w:rFonts w:ascii="Times New Roman" w:hAnsi="Times New Roman"/>
         </w:rPr>
         <w:br/>
+      </w:r>
+      <w:r>
+        <w:rPr>
+          <w:rFonts w:ascii="Times New Roman" w:hAnsi="Times New Roman"/>
+        </w:rPr>
         <w:t>Além do escuro véu.</w:t>
       </w:r>
     </w:p>
     <w:p>
       <w:pPr>
-        <w:pStyle w:val="PargrafodaLista"/>
-        <w:numPr>
-          <w:ilvl w:val="0"/>
-          <w:numId w:val="1"/>
-        </w:numPr>
-        <w:autoSpaceDE w:val="0"/>
-        <w:autoSpaceDN w:val="0"/>
-        <w:adjustRightInd w:val="0"/>
-        <w:spacing w:line="240" w:lineRule="auto"/>
-        <w:ind w:left="918" w:hanging="357"/>
-        <w:contextualSpacing w:val="0"/>
-        <w:rPr>
-          <w:rFonts w:eastAsia="Arial"/>
-          <w:color w:val="000000" w:themeColor="text1"/>
-        </w:rPr>
-      </w:pPr>
-      <w:r>
-        <w:rPr>
-          <w:rFonts w:eastAsia="Arial"/>
-          <w:color w:val="000000" w:themeColor="text1"/>
+        <w:rPr>
+          <w:rFonts w:ascii="Times New Roman" w:hAnsi="Times New Roman"/>
+          <w:b/>
+          <w:bCs/>
+          <w:i/>
+          <w:iCs/>
+        </w:rPr>
+      </w:pPr>
+      <w:r>
+        <w:rPr>
+          <w:rFonts w:ascii="Times New Roman" w:hAnsi="Times New Roman"/>
+          <w:b/>
+          <w:bCs/>
+          <w:i/>
+          <w:iCs/>
         </w:rPr>
         <w:t>[REFRÃO]</w:t>
       </w:r>
     </w:p>
-    <w:p/>
     <w:sectPr>
       <w:pgSz w:w="11906" w:h="16838"/>
       <w:pgMar w:top="1417" w:right="1701" w:bottom="1417" w:left="1701" w:header="708" w:footer="708" w:gutter="0"/>
